--- a/docs/Healthcare_Pipeline_Documentation.docx
+++ b/docs/Healthcare_Pipeline_Documentation.docx
@@ -55,7 +55,7 @@
           <w:color w:val="606060"/>
           <w:sz w:val="20"/>
         </w:rPr>
-        <w:t>Arukala</w:t>
+        <w:t>Arkala</w:t>
       </w:r>
       <w:proofErr w:type="spellEnd"/>
       <w:r>
@@ -79,6 +79,12 @@
           <w:sz w:val="20"/>
         </w:rPr>
         <w:br/>
+      </w:r>
+      <w:r>
+        <w:rPr>
+          <w:color w:val="606060"/>
+          <w:sz w:val="20"/>
+        </w:rPr>
         <w:t>Stack: AWS Lambda · AWS Glue · Amazon S3 · Snowflake · Streamlit</w:t>
       </w:r>
     </w:p>
@@ -272,7 +278,7 @@
           <w:sz w:val="17"/>
         </w:rPr>
         <w:br/>
-        <w:t xml:space="preserve">                     ▼                                   ▼</w:t>
+        <w:t xml:space="preserve">                     ▼                </w:t>
       </w:r>
       <w:r>
         <w:rPr>
@@ -280,8 +286,7 @@
           <w:color w:val="C7254E"/>
           <w:sz w:val="17"/>
         </w:rPr>
-        <w:br/>
-        <w:t xml:space="preserve">          Glue: cms-claims-etl              Glue: ehr-fhir-etl</w:t>
+        <w:t xml:space="preserve">                   ▼</w:t>
       </w:r>
       <w:r>
         <w:rPr>
@@ -290,7 +295,7 @@
           <w:sz w:val="17"/>
         </w:rPr>
         <w:br/>
-        <w:t xml:space="preserve">                     │                                   │</w:t>
+        <w:t xml:space="preserve">          Glue: cms-claims-etl              Glue: ehr-fhir-etl</w:t>
       </w:r>
       <w:r>
         <w:rPr>
@@ -299,7 +304,7 @@
           <w:sz w:val="17"/>
         </w:rPr>
         <w:br/>
-        <w:t xml:space="preserve">                     ▼                                   ▼</w:t>
+        <w:t xml:space="preserve">                     │                                   │</w:t>
       </w:r>
       <w:r>
         <w:rPr>
@@ -308,7 +313,7 @@
           <w:sz w:val="17"/>
         </w:rPr>
         <w:br/>
-        <w:t xml:space="preserve">          S3: cms-claims-clean             S3: ehr-clean</w:t>
+        <w:t xml:space="preserve">                     ▼                                   ▼</w:t>
       </w:r>
       <w:r>
         <w:rPr>
@@ -317,7 +322,7 @@
           <w:sz w:val="17"/>
         </w:rPr>
         <w:br/>
-        <w:t xml:space="preserve">                     │                                   │</w:t>
+        <w:t xml:space="preserve">          S3: cms-claims-clean             S3: ehr-clean</w:t>
       </w:r>
       <w:r>
         <w:rPr>
@@ -326,7 +331,7 @@
           <w:sz w:val="17"/>
         </w:rPr>
         <w:br/>
-        <w:t xml:space="preserve">                     └──────────────┬────────────────────┘</w:t>
+        <w:t xml:space="preserve">                     │                                   │</w:t>
       </w:r>
       <w:r>
         <w:rPr>
@@ -335,7 +340,7 @@
           <w:sz w:val="17"/>
         </w:rPr>
         <w:br/>
-        <w:t xml:space="preserve">                                    ▼</w:t>
+        <w:t xml:space="preserve">                     └──────────────┬────────────────────┘</w:t>
       </w:r>
       <w:r>
         <w:rPr>
@@ -344,7 +349,7 @@
           <w:sz w:val="17"/>
         </w:rPr>
         <w:br/>
-        <w:t xml:space="preserve">                            Snowflake Snowpipe</w:t>
+        <w:t xml:space="preserve">                                    ▼</w:t>
       </w:r>
       <w:r>
         <w:rPr>
@@ -353,7 +358,7 @@
           <w:sz w:val="17"/>
         </w:rPr>
         <w:br/>
-        <w:t xml:space="preserve">                                    │</w:t>
+        <w:t xml:space="preserve">                            Snowflake Snowpipe</w:t>
       </w:r>
       <w:r>
         <w:rPr>
@@ -362,7 +367,24 @@
           <w:sz w:val="17"/>
         </w:rPr>
         <w:br/>
-        <w:t xml:space="preserve">                            Snowflake Tables</w:t>
+        <w:t xml:space="preserve">                                    │</w:t>
+      </w:r>
+      <w:r>
+        <w:rPr>
+          <w:rFonts w:ascii="Courier New" w:hAnsi="Courier New"/>
+          <w:color w:val="C7254E"/>
+          <w:sz w:val="17"/>
+        </w:rPr>
+        <w:br/>
+        <w:t xml:space="preserve">            </w:t>
+      </w:r>
+      <w:r>
+        <w:rPr>
+          <w:rFonts w:ascii="Courier New" w:hAnsi="Courier New"/>
+          <w:color w:val="C7254E"/>
+          <w:sz w:val="17"/>
+        </w:rPr>
+        <w:t xml:space="preserve">                Snowflake Tables</w:t>
       </w:r>
       <w:r>
         <w:rPr>
@@ -2048,6 +2070,13 @@
           <w:sz w:val="17"/>
         </w:rPr>
         <w:br/>
+      </w:r>
+      <w:r>
+        <w:rPr>
+          <w:rFonts w:ascii="Courier New" w:hAnsi="Courier New"/>
+          <w:color w:val="C7254E"/>
+          <w:sz w:val="17"/>
+        </w:rPr>
         <w:t xml:space="preserve">  "patients_per_batch": 200</w:t>
       </w:r>
       <w:r>
@@ -6166,6 +6195,13 @@
           <w:sz w:val="17"/>
         </w:rPr>
         <w:br/>
+      </w:r>
+      <w:r>
+        <w:rPr>
+          <w:rFonts w:ascii="Courier New" w:hAnsi="Courier New"/>
+          <w:color w:val="C7254E"/>
+          <w:sz w:val="17"/>
+        </w:rPr>
         <w:t>SNOWFLAKE_USER=Arkala</w:t>
       </w:r>
       <w:r>
@@ -7511,7 +7547,7 @@
           <w:sz w:val="17"/>
         </w:rPr>
         <w:br/>
-        <w:t>├── streamlit_app/</w:t>
+        <w:t>├── streamlit</w:t>
       </w:r>
       <w:r>
         <w:rPr>
@@ -7519,8 +7555,7 @@
           <w:color w:val="C7254E"/>
           <w:sz w:val="17"/>
         </w:rPr>
-        <w:br/>
-        <w:t>│   ├── app.py                          ← Streamlit dashboard (4 tabs)</w:t>
+        <w:t>_app/</w:t>
       </w:r>
       <w:r>
         <w:rPr>
@@ -7529,7 +7564,7 @@
           <w:sz w:val="17"/>
         </w:rPr>
         <w:br/>
-        <w:t>│   ├── queries.py                      ← All SQL queries</w:t>
+        <w:t>│   ├── app.py                          ← Streamlit dashboard (4 tabs)</w:t>
       </w:r>
       <w:r>
         <w:rPr>
@@ -7538,7 +7573,7 @@
           <w:sz w:val="17"/>
         </w:rPr>
         <w:br/>
-        <w:t>│   ├── requirements.txt</w:t>
+        <w:t>│   ├── queries.py                      ← All SQL queries</w:t>
       </w:r>
       <w:r>
         <w:rPr>
@@ -7547,7 +7582,7 @@
           <w:sz w:val="17"/>
         </w:rPr>
         <w:br/>
-        <w:t>│   └── .env                            ← Snowflake credentials (gitignored)</w:t>
+        <w:t>│   ├── requirements.txt</w:t>
       </w:r>
       <w:r>
         <w:rPr>
@@ -7556,7 +7591,7 @@
           <w:sz w:val="17"/>
         </w:rPr>
         <w:br/>
-        <w:t>├── snowflake/</w:t>
+        <w:t>│   └── .env                            ← Snowflake credentials (gitignored)</w:t>
       </w:r>
       <w:r>
         <w:rPr>
@@ -7565,7 +7600,7 @@
           <w:sz w:val="17"/>
         </w:rPr>
         <w:br/>
-        <w:t>│   ├── 01_setup.sql                    ← Database + schema</w:t>
+        <w:t>├── snowflake/</w:t>
       </w:r>
       <w:r>
         <w:rPr>
@@ -7574,7 +7609,7 @@
           <w:sz w:val="17"/>
         </w:rPr>
         <w:br/>
-        <w:t>│   ├── 02_storage_integration.sql      ← S3 integration + IAM trust</w:t>
+        <w:t>│   ├── 01_setup.sql                    ← Database + schema</w:t>
       </w:r>
       <w:r>
         <w:rPr>
@@ -7583,7 +7618,7 @@
           <w:sz w:val="17"/>
         </w:rPr>
         <w:br/>
-        <w:t>│   ├── 03_stages.sql                   ← File format + S3 stages</w:t>
+        <w:t>│   ├── 02_storage_integration.sql      ← S3 integration + IAM trust</w:t>
       </w:r>
       <w:r>
         <w:rPr>
@@ -7592,7 +7627,7 @@
           <w:sz w:val="17"/>
         </w:rPr>
         <w:br/>
-        <w:t>│   ├── 04_tables_cms.sql               ← CMS table DDL</w:t>
+        <w:t>│   ├── 03_stages.sql                   ← File format + S3 stages</w:t>
       </w:r>
       <w:r>
         <w:rPr>
@@ -7601,7 +7636,7 @@
           <w:sz w:val="17"/>
         </w:rPr>
         <w:br/>
-        <w:t>│   ├── 05_tables_ehr.sql               ← EHR table DDL</w:t>
+        <w:t>│   ├── 04_tables_cms.sql               ← CMS table DDL</w:t>
       </w:r>
       <w:r>
         <w:rPr>
@@ -7610,7 +7645,7 @@
           <w:sz w:val="17"/>
         </w:rPr>
         <w:br/>
-        <w:t>│   ├── 06_pipes_cms.sql                ← CMS Snowpipes</w:t>
+        <w:t>│   ├── 0</w:t>
       </w:r>
       <w:r>
         <w:rPr>
@@ -7618,8 +7653,7 @@
           <w:color w:val="C7254E"/>
           <w:sz w:val="17"/>
         </w:rPr>
-        <w:br/>
-        <w:t>│   ├── 07_pipes_ehr.sql                ← EHR Snowpipes</w:t>
+        <w:t>5_tables_ehr.sql               ← EHR table DDL</w:t>
       </w:r>
       <w:r>
         <w:rPr>
@@ -7628,7 +7662,7 @@
           <w:sz w:val="17"/>
         </w:rPr>
         <w:br/>
-        <w:t>│   └── 08_analytics_queries.sql        ← All dashboard queries</w:t>
+        <w:t>│   ├── 06_pipes_cms.sql                ← CMS Snowpipes</w:t>
       </w:r>
       <w:r>
         <w:rPr>
@@ -7637,7 +7671,7 @@
           <w:sz w:val="17"/>
         </w:rPr>
         <w:br/>
-        <w:t>├── docs/</w:t>
+        <w:t>│   ├── 07_pipes_ehr.sql                ← EHR Snowpipes</w:t>
       </w:r>
       <w:r>
         <w:rPr>
@@ -7646,7 +7680,7 @@
           <w:sz w:val="17"/>
         </w:rPr>
         <w:br/>
-        <w:t>│   ├── pipeline_documentation.md       ← Markdown version</w:t>
+        <w:t>│   └── 08_analytics_queries.sql        ← All dashboard queries</w:t>
       </w:r>
       <w:r>
         <w:rPr>
@@ -7655,7 +7689,7 @@
           <w:sz w:val="17"/>
         </w:rPr>
         <w:br/>
-        <w:t>│   └── Healthcare_Pipeline_Documentation.docx ← This document</w:t>
+        <w:t>├── docs/</w:t>
       </w:r>
       <w:r>
         <w:rPr>
@@ -7664,7 +7698,7 @@
           <w:sz w:val="17"/>
         </w:rPr>
         <w:br/>
-        <w:t>└── images/</w:t>
+        <w:t>│   ├── pipeline_documentation.md       ← Markdown version</w:t>
       </w:r>
       <w:r>
         <w:rPr>
@@ -7673,7 +7707,7 @@
           <w:sz w:val="17"/>
         </w:rPr>
         <w:br/>
-        <w:t xml:space="preserve">    ├── AWS/                            ← AWS console screenshots</w:t>
+        <w:t>│   └── Healthcare_Pipeline_Documentation.docx ← This document</w:t>
       </w:r>
       <w:r>
         <w:rPr>
@@ -7682,7 +7716,7 @@
           <w:sz w:val="17"/>
         </w:rPr>
         <w:br/>
-        <w:t xml:space="preserve">    ├── snowflake/                      ← Snowflake screenshots</w:t>
+        <w:t>└── images/</w:t>
       </w:r>
       <w:r>
         <w:rPr>
@@ -7691,7 +7725,33 @@
           <w:sz w:val="17"/>
         </w:rPr>
         <w:br/>
-        <w:t xml:space="preserve">    └── streamlit dashboard/            ← Dashboard screenshots</w:t>
+        <w:t xml:space="preserve">    ├── AWS/                            ← AWS console screenshots</w:t>
+      </w:r>
+      <w:r>
+        <w:rPr>
+          <w:rFonts w:ascii="Courier New" w:hAnsi="Courier New"/>
+          <w:color w:val="C7254E"/>
+          <w:sz w:val="17"/>
+        </w:rPr>
+        <w:br/>
+        <w:t xml:space="preserve">    ├── snowflake/                      ← Snowflake screenshots</w:t>
+      </w:r>
+      <w:r>
+        <w:rPr>
+          <w:rFonts w:ascii="Courier New" w:hAnsi="Courier New"/>
+          <w:color w:val="C7254E"/>
+          <w:sz w:val="17"/>
+        </w:rPr>
+        <w:br/>
+        <w:t xml:space="preserve">    └── streaml</w:t>
+      </w:r>
+      <w:r>
+        <w:rPr>
+          <w:rFonts w:ascii="Courier New" w:hAnsi="Courier New"/>
+          <w:color w:val="C7254E"/>
+          <w:sz w:val="17"/>
+        </w:rPr>
+        <w:t>it dashboard/            ← Dashboard screenshots</w:t>
       </w:r>
     </w:p>
     <w:sectPr>
